--- a/Bases de Datos II/Clases/Clase 2 - Administracion de bases de datos/Taller PI - Clase 2 - VetCare.docx
+++ b/Bases de Datos II/Clases/Clase 2 - Administracion de bases de datos/Taller PI - Clase 2 - VetCare.docx
@@ -28,7 +28,7 @@
           <w:color w:val="095292"/>
           <w:sz w:val="28"/>
         </w:rPr>
-        <w:t>Administracion de BD · Roles VetCare</w:t>
+        <w:t>Administracion de BD · Roles y privilegios</w:t>
       </w:r>
     </w:p>
     <w:p>
